--- a/RealVault_Backlog.docx
+++ b/RealVault_Backlog.docx
@@ -2613,6 +2613,481 @@
       </w:tr>
     </w:tbl>
     <w:p/>
+    <w:p>
+      <w:pPr>
+        <w:pStyle w:val="Heading1"/>
+      </w:pPr>
+      <w:r>
+        <w:t>6. Admin &amp; Operations</w:t>
+      </w:r>
+    </w:p>
+    <w:p>
+      <w:r>
+        <w:t>Internal tooling for managing the app, updating config, and handling operational tasks without code deploys.</w:t>
+      </w:r>
+    </w:p>
+    <w:tbl>
+      <w:tblPr>
+        <w:tblStyle w:val="TableGrid"/>
+        <w:tblW w:type="auto" w:w="0"/>
+        <w:jc w:val="center"/>
+        <w:tblLook w:firstColumn="1" w:firstRow="1" w:lastColumn="0" w:lastRow="0" w:noHBand="0" w:noVBand="1" w:val="04A0"/>
+      </w:tblPr>
+      <w:tblGrid>
+        <w:gridCol w:w="2340"/>
+        <w:gridCol w:w="2340"/>
+        <w:gridCol w:w="2340"/>
+        <w:gridCol w:w="2340"/>
+      </w:tblGrid>
+      <w:tr>
+        <w:tc>
+          <w:tcPr>
+            <w:tcW w:type="dxa" w:w="1152"/>
+            <w:shd w:fill="1a56db" w:val="clear"/>
+          </w:tcPr>
+          <w:p>
+            <w:pPr>
+              <w:jc w:val="center"/>
+            </w:pPr>
+            <w:r>
+              <w:rPr>
+                <w:rFonts w:ascii="Arial" w:hAnsi="Arial"/>
+                <w:b/>
+                <w:color w:val="FFFFFF"/>
+                <w:sz w:val="18"/>
+              </w:rPr>
+              <w:t>Priority</w:t>
+            </w:r>
+          </w:p>
+        </w:tc>
+        <w:tc>
+          <w:tcPr>
+            <w:tcW w:type="dxa" w:w="2880"/>
+            <w:shd w:fill="1a56db" w:val="clear"/>
+          </w:tcPr>
+          <w:p>
+            <w:pPr>
+              <w:jc w:val="left"/>
+            </w:pPr>
+            <w:r>
+              <w:rPr>
+                <w:rFonts w:ascii="Arial" w:hAnsi="Arial"/>
+                <w:b/>
+                <w:color w:val="FFFFFF"/>
+                <w:sz w:val="18"/>
+              </w:rPr>
+              <w:t>Item</w:t>
+            </w:r>
+          </w:p>
+        </w:tc>
+        <w:tc>
+          <w:tcPr>
+            <w:tcW w:type="dxa" w:w="4320"/>
+            <w:shd w:fill="1a56db" w:val="clear"/>
+          </w:tcPr>
+          <w:p>
+            <w:pPr>
+              <w:jc w:val="left"/>
+            </w:pPr>
+            <w:r>
+              <w:rPr>
+                <w:rFonts w:ascii="Arial" w:hAnsi="Arial"/>
+                <w:b/>
+                <w:color w:val="FFFFFF"/>
+                <w:sz w:val="18"/>
+              </w:rPr>
+              <w:t>Description</w:t>
+            </w:r>
+          </w:p>
+        </w:tc>
+        <w:tc>
+          <w:tcPr>
+            <w:tcW w:type="dxa" w:w="1008"/>
+            <w:shd w:fill="1a56db" w:val="clear"/>
+          </w:tcPr>
+          <w:p>
+            <w:pPr>
+              <w:jc w:val="center"/>
+            </w:pPr>
+            <w:r>
+              <w:rPr>
+                <w:rFonts w:ascii="Arial" w:hAnsi="Arial"/>
+                <w:b/>
+                <w:color w:val="FFFFFF"/>
+                <w:sz w:val="18"/>
+              </w:rPr>
+              <w:t>Scope</w:t>
+            </w:r>
+          </w:p>
+        </w:tc>
+      </w:tr>
+      <w:tr>
+        <w:tc>
+          <w:tcPr>
+            <w:tcW w:type="dxa" w:w="2340"/>
+            <w:shd w:fill="f8fafc" w:val="clear"/>
+          </w:tcPr>
+          <w:p>
+            <w:pPr>
+              <w:jc w:val="center"/>
+            </w:pPr>
+            <w:r>
+              <w:rPr>
+                <w:rFonts w:ascii="Arial" w:hAnsi="Arial"/>
+                <w:b/>
+                <w:color w:val="DC2626"/>
+                <w:sz w:val="18"/>
+              </w:rPr>
+              <w:t>High</w:t>
+            </w:r>
+          </w:p>
+        </w:tc>
+        <w:tc>
+          <w:tcPr>
+            <w:tcW w:type="dxa" w:w="2340"/>
+            <w:shd w:fill="f8fafc" w:val="clear"/>
+          </w:tcPr>
+          <w:p>
+            <w:r>
+              <w:rPr>
+                <w:rFonts w:ascii="Arial" w:hAnsi="Arial"/>
+                <w:b/>
+                <w:sz w:val="20"/>
+              </w:rPr>
+              <w:t>Admin dashboard</w:t>
+            </w:r>
+          </w:p>
+        </w:tc>
+        <w:tc>
+          <w:tcPr>
+            <w:tcW w:type="dxa" w:w="2340"/>
+            <w:shd w:fill="f8fafc" w:val="clear"/>
+          </w:tcPr>
+          <w:p>
+            <w:r>
+              <w:rPr>
+                <w:rFonts w:ascii="Arial" w:hAnsi="Arial"/>
+                <w:color w:val="555555"/>
+                <w:sz w:val="18"/>
+              </w:rPr>
+              <w:t>Web-based admin panel for managing app configuration without code changes. Update TAX_CONFIG values (IRS mileage rate, tax brackets, depreciation periods, year ranges), toggle feature flags, manage subscription tiers and pricing.</w:t>
+            </w:r>
+          </w:p>
+        </w:tc>
+        <w:tc>
+          <w:tcPr>
+            <w:tcW w:type="dxa" w:w="2340"/>
+            <w:shd w:fill="f8fafc" w:val="clear"/>
+          </w:tcPr>
+          <w:p>
+            <w:pPr>
+              <w:jc w:val="center"/>
+            </w:pPr>
+            <w:r>
+              <w:rPr>
+                <w:rFonts w:ascii="Arial" w:hAnsi="Arial"/>
+                <w:color w:val="666666"/>
+                <w:sz w:val="18"/>
+              </w:rPr>
+              <w:t>Large</w:t>
+            </w:r>
+          </w:p>
+        </w:tc>
+      </w:tr>
+      <w:tr>
+        <w:tc>
+          <w:tcPr>
+            <w:tcW w:type="dxa" w:w="2340"/>
+            <w:shd w:fill="ffffff" w:val="clear"/>
+          </w:tcPr>
+          <w:p>
+            <w:pPr>
+              <w:jc w:val="center"/>
+            </w:pPr>
+            <w:r>
+              <w:rPr>
+                <w:rFonts w:ascii="Arial" w:hAnsi="Arial"/>
+                <w:b/>
+                <w:color w:val="DC2626"/>
+                <w:sz w:val="18"/>
+              </w:rPr>
+              <w:t>High</w:t>
+            </w:r>
+          </w:p>
+        </w:tc>
+        <w:tc>
+          <w:tcPr>
+            <w:tcW w:type="dxa" w:w="2340"/>
+            <w:shd w:fill="ffffff" w:val="clear"/>
+          </w:tcPr>
+          <w:p>
+            <w:r>
+              <w:rPr>
+                <w:rFonts w:ascii="Arial" w:hAnsi="Arial"/>
+                <w:b/>
+                <w:sz w:val="20"/>
+              </w:rPr>
+              <w:t>Annual tax config updates</w:t>
+            </w:r>
+          </w:p>
+        </w:tc>
+        <w:tc>
+          <w:tcPr>
+            <w:tcW w:type="dxa" w:w="2340"/>
+            <w:shd w:fill="ffffff" w:val="clear"/>
+          </w:tcPr>
+          <w:p>
+            <w:r>
+              <w:rPr>
+                <w:rFonts w:ascii="Arial" w:hAnsi="Arial"/>
+                <w:color w:val="555555"/>
+                <w:sz w:val="18"/>
+              </w:rPr>
+              <w:t>Admin UI to update IRS rates each January: mileage rate, bracket percentages, depreciation rules, QBI deduction status. Currently centralized in TAX_CONFIG block in code — needs to move to a database-backed admin screen.</w:t>
+            </w:r>
+          </w:p>
+        </w:tc>
+        <w:tc>
+          <w:tcPr>
+            <w:tcW w:type="dxa" w:w="2340"/>
+            <w:shd w:fill="ffffff" w:val="clear"/>
+          </w:tcPr>
+          <w:p>
+            <w:pPr>
+              <w:jc w:val="center"/>
+            </w:pPr>
+            <w:r>
+              <w:rPr>
+                <w:rFonts w:ascii="Arial" w:hAnsi="Arial"/>
+                <w:color w:val="666666"/>
+                <w:sz w:val="18"/>
+              </w:rPr>
+              <w:t>Medium</w:t>
+            </w:r>
+          </w:p>
+        </w:tc>
+      </w:tr>
+      <w:tr>
+        <w:tc>
+          <w:tcPr>
+            <w:tcW w:type="dxa" w:w="2340"/>
+            <w:shd w:fill="f8fafc" w:val="clear"/>
+          </w:tcPr>
+          <w:p>
+            <w:pPr>
+              <w:jc w:val="center"/>
+            </w:pPr>
+            <w:r>
+              <w:rPr>
+                <w:rFonts w:ascii="Arial" w:hAnsi="Arial"/>
+                <w:b/>
+                <w:color w:val="D97706"/>
+                <w:sz w:val="18"/>
+              </w:rPr>
+              <w:t>Medium</w:t>
+            </w:r>
+          </w:p>
+        </w:tc>
+        <w:tc>
+          <w:tcPr>
+            <w:tcW w:type="dxa" w:w="2340"/>
+            <w:shd w:fill="f8fafc" w:val="clear"/>
+          </w:tcPr>
+          <w:p>
+            <w:r>
+              <w:rPr>
+                <w:rFonts w:ascii="Arial" w:hAnsi="Arial"/>
+                <w:b/>
+                <w:sz w:val="20"/>
+              </w:rPr>
+              <w:t>User management</w:t>
+            </w:r>
+          </w:p>
+        </w:tc>
+        <w:tc>
+          <w:tcPr>
+            <w:tcW w:type="dxa" w:w="2340"/>
+            <w:shd w:fill="f8fafc" w:val="clear"/>
+          </w:tcPr>
+          <w:p>
+            <w:r>
+              <w:rPr>
+                <w:rFonts w:ascii="Arial" w:hAnsi="Arial"/>
+                <w:color w:val="555555"/>
+                <w:sz w:val="18"/>
+              </w:rPr>
+              <w:t>View active users, subscription status, usage metrics. Handle support cases, account issues, and refunds.</w:t>
+            </w:r>
+          </w:p>
+        </w:tc>
+        <w:tc>
+          <w:tcPr>
+            <w:tcW w:type="dxa" w:w="2340"/>
+            <w:shd w:fill="f8fafc" w:val="clear"/>
+          </w:tcPr>
+          <w:p>
+            <w:pPr>
+              <w:jc w:val="center"/>
+            </w:pPr>
+            <w:r>
+              <w:rPr>
+                <w:rFonts w:ascii="Arial" w:hAnsi="Arial"/>
+                <w:color w:val="666666"/>
+                <w:sz w:val="18"/>
+              </w:rPr>
+              <w:t>Medium</w:t>
+            </w:r>
+          </w:p>
+        </w:tc>
+      </w:tr>
+      <w:tr>
+        <w:tc>
+          <w:tcPr>
+            <w:tcW w:type="dxa" w:w="2340"/>
+            <w:shd w:fill="ffffff" w:val="clear"/>
+          </w:tcPr>
+          <w:p>
+            <w:pPr>
+              <w:jc w:val="center"/>
+            </w:pPr>
+            <w:r>
+              <w:rPr>
+                <w:rFonts w:ascii="Arial" w:hAnsi="Arial"/>
+                <w:b/>
+                <w:color w:val="D97706"/>
+                <w:sz w:val="18"/>
+              </w:rPr>
+              <w:t>Medium</w:t>
+            </w:r>
+          </w:p>
+        </w:tc>
+        <w:tc>
+          <w:tcPr>
+            <w:tcW w:type="dxa" w:w="2340"/>
+            <w:shd w:fill="ffffff" w:val="clear"/>
+          </w:tcPr>
+          <w:p>
+            <w:r>
+              <w:rPr>
+                <w:rFonts w:ascii="Arial" w:hAnsi="Arial"/>
+                <w:b/>
+                <w:sz w:val="20"/>
+              </w:rPr>
+              <w:t>Feature flags</w:t>
+            </w:r>
+          </w:p>
+        </w:tc>
+        <w:tc>
+          <w:tcPr>
+            <w:tcW w:type="dxa" w:w="2340"/>
+            <w:shd w:fill="ffffff" w:val="clear"/>
+          </w:tcPr>
+          <w:p>
+            <w:r>
+              <w:rPr>
+                <w:rFonts w:ascii="Arial" w:hAnsi="Arial"/>
+                <w:color w:val="555555"/>
+                <w:sz w:val="18"/>
+              </w:rPr>
+              <w:t>Toggle features on/off per user tier or globally. Enable beta features for select users. Control rollout of new modules.</w:t>
+            </w:r>
+          </w:p>
+        </w:tc>
+        <w:tc>
+          <w:tcPr>
+            <w:tcW w:type="dxa" w:w="2340"/>
+            <w:shd w:fill="ffffff" w:val="clear"/>
+          </w:tcPr>
+          <w:p>
+            <w:pPr>
+              <w:jc w:val="center"/>
+            </w:pPr>
+            <w:r>
+              <w:rPr>
+                <w:rFonts w:ascii="Arial" w:hAnsi="Arial"/>
+                <w:color w:val="666666"/>
+                <w:sz w:val="18"/>
+              </w:rPr>
+              <w:t>Small</w:t>
+            </w:r>
+          </w:p>
+        </w:tc>
+      </w:tr>
+      <w:tr>
+        <w:tc>
+          <w:tcPr>
+            <w:tcW w:type="dxa" w:w="2340"/>
+            <w:shd w:fill="f8fafc" w:val="clear"/>
+          </w:tcPr>
+          <w:p>
+            <w:pPr>
+              <w:jc w:val="center"/>
+            </w:pPr>
+            <w:r>
+              <w:rPr>
+                <w:rFonts w:ascii="Arial" w:hAnsi="Arial"/>
+                <w:b/>
+                <w:color w:val="16A34A"/>
+                <w:sz w:val="18"/>
+              </w:rPr>
+              <w:t>Low</w:t>
+            </w:r>
+          </w:p>
+        </w:tc>
+        <w:tc>
+          <w:tcPr>
+            <w:tcW w:type="dxa" w:w="2340"/>
+            <w:shd w:fill="f8fafc" w:val="clear"/>
+          </w:tcPr>
+          <w:p>
+            <w:r>
+              <w:rPr>
+                <w:rFonts w:ascii="Arial" w:hAnsi="Arial"/>
+                <w:b/>
+                <w:sz w:val="20"/>
+              </w:rPr>
+              <w:t>Changelog &amp; versioning</w:t>
+            </w:r>
+          </w:p>
+        </w:tc>
+        <w:tc>
+          <w:tcPr>
+            <w:tcW w:type="dxa" w:w="2340"/>
+            <w:shd w:fill="f8fafc" w:val="clear"/>
+          </w:tcPr>
+          <w:p>
+            <w:r>
+              <w:rPr>
+                <w:rFonts w:ascii="Arial" w:hAnsi="Arial"/>
+                <w:color w:val="555555"/>
+                <w:sz w:val="18"/>
+              </w:rPr>
+              <w:t>In-app changelog that shows users what's new. Version tracking for the admin to see which release each user is on.</w:t>
+            </w:r>
+          </w:p>
+        </w:tc>
+        <w:tc>
+          <w:tcPr>
+            <w:tcW w:type="dxa" w:w="2340"/>
+            <w:shd w:fill="f8fafc" w:val="clear"/>
+          </w:tcPr>
+          <w:p>
+            <w:pPr>
+              <w:jc w:val="center"/>
+            </w:pPr>
+            <w:r>
+              <w:rPr>
+                <w:rFonts w:ascii="Arial" w:hAnsi="Arial"/>
+                <w:color w:val="666666"/>
+                <w:sz w:val="18"/>
+              </w:rPr>
+              <w:t>Small</w:t>
+            </w:r>
+          </w:p>
+        </w:tc>
+      </w:tr>
+    </w:tbl>
+    <w:p/>
     <w:p/>
     <w:p>
       <w:pPr>
